--- a/bfcl_ablation/reports/BFCL_Ablation_A4.docx
+++ b/bfcl_ablation/reports/BFCL_Ablation_A4.docx
@@ -2149,6 +2149,285 @@
     </w:p>
     <w:p>
       <w:pPr>
+        <w:pStyle w:val="Heading2"/>
+      </w:pPr>
+      <w:r>
+        <w:t>Solve accuracy across wordings (A5)</w:t>
+      </w:r>
+    </w:p>
+    <w:p>
+      <w:r>
+        <w:t xml:space="preserve">Every metric above describes the benchmark. These describe a </w:t>
+      </w:r>
+      <w:r>
+        <w:rPr>
+          <w:b/>
+        </w:rPr>
+        <w:t>target model measured on it</w:t>
+      </w:r>
+      <w:r>
+        <w:t>, and are the only ones whose subject is not the pack.</w:t>
+      </w:r>
+    </w:p>
+    <w:p>
+      <w:r>
+        <w:rPr>
+          <w:b/>
+        </w:rPr>
+        <w:t>`ast_match`</w:t>
+      </w:r>
+      <w:r>
+        <w:t xml:space="preserve"> — the model's tool calls equal </w:t>
+      </w:r>
+      <w:r>
+        <w:rPr>
+          <w:rFonts w:ascii="Consolas" w:hAnsi="Consolas"/>
+          <w:color w:val="24292E"/>
+          <w:sz w:val="19"/>
+        </w:rPr>
+        <w:t>expected_tool_calls</w:t>
+      </w:r>
+      <w:r>
+        <w:t xml:space="preserve">: same function names, same arguments, compared after normalising both sides to sorted-key JSON (the published row encodes arguments as </w:t>
+      </w:r>
+      <w:r>
+        <w:rPr>
+          <w:rFonts w:ascii="Consolas" w:hAnsi="Consolas"/>
+          <w:color w:val="24292E"/>
+          <w:sz w:val="19"/>
+        </w:rPr>
+        <w:t>[[key, canonical_json]]</w:t>
+      </w:r>
+      <w:r>
+        <w:t xml:space="preserve"> pairs, a model returns a dict). Order is part of the claim </w:t>
+      </w:r>
+      <w:r>
+        <w:rPr>
+          <w:b/>
+        </w:rPr>
+        <w:t>unless</w:t>
+      </w:r>
+      <w:r>
+        <w:t xml:space="preserve"> the template declares </w:t>
+      </w:r>
+      <w:r>
+        <w:rPr>
+          <w:rFonts w:ascii="Consolas" w:hAnsi="Consolas"/>
+          <w:color w:val="24292E"/>
+          <w:sz w:val="19"/>
+        </w:rPr>
+        <w:t>call_order: any</w:t>
+      </w:r>
+      <w:r>
+        <w:t xml:space="preserve">, in which case the comparison is order-insensitive. A1 proved </w:t>
+      </w:r>
+      <w:r>
+        <w:rPr>
+          <w:rFonts w:ascii="Consolas" w:hAnsi="Consolas"/>
+          <w:color w:val="24292E"/>
+          <w:sz w:val="19"/>
+        </w:rPr>
+        <w:t>call_order</w:t>
+      </w:r>
+      <w:r>
+        <w:t xml:space="preserve"> is not derivable, so it is read from the template and never inferred.</w:t>
+      </w:r>
+    </w:p>
+    <w:p>
+      <w:r>
+        <w:rPr>
+          <w:b/>
+        </w:rPr>
+        <w:t>`assertion`</w:t>
+      </w:r>
+      <w:r>
+        <w:t xml:space="preserve"> — the same episode judged by the pack's own </w:t>
+      </w:r>
+      <w:r>
+        <w:rPr>
+          <w:rFonts w:ascii="Consolas" w:hAnsi="Consolas"/>
+          <w:color w:val="24292E"/>
+          <w:sz w:val="19"/>
+        </w:rPr>
+        <w:t>success_assertions</w:t>
+      </w:r>
+      <w:r>
+        <w:t xml:space="preserve">, run through </w:t>
+      </w:r>
+      <w:r>
+        <w:rPr>
+          <w:rFonts w:ascii="Consolas" w:hAnsi="Consolas"/>
+          <w:color w:val="24292E"/>
+          <w:sz w:val="19"/>
+        </w:rPr>
+        <w:t>ProcessWorker.run_episode</w:t>
+      </w:r>
+      <w:r>
+        <w:t xml:space="preserve"> exactly as the gold replay is. Reported </w:t>
+      </w:r>
+      <w:r>
+        <w:rPr>
+          <w:b/>
+        </w:rPr>
+        <w:t>beside</w:t>
+      </w:r>
+      <w:r>
+        <w:t xml:space="preserve"> </w:t>
+      </w:r>
+      <w:r>
+        <w:rPr>
+          <w:rFonts w:ascii="Consolas" w:hAnsi="Consolas"/>
+          <w:color w:val="24292E"/>
+          <w:sz w:val="19"/>
+        </w:rPr>
+        <w:t>ast_match</w:t>
+      </w:r>
+      <w:r>
+        <w:t>, never instead of it: A4 measured this pack's assertions at 0.610 false acceptance on argument-level corruptions, so a model can pass this column while reporting a fabricated value. The gap between the columns is a readout, not noise.</w:t>
+      </w:r>
+    </w:p>
+    <w:p>
+      <w:r>
+        <w:t xml:space="preserve">A task with no </w:t>
+      </w:r>
+      <w:r>
+        <w:rPr>
+          <w:rFonts w:ascii="Consolas" w:hAnsi="Consolas"/>
+          <w:color w:val="24292E"/>
+          <w:sz w:val="19"/>
+        </w:rPr>
+        <w:t>success_assertions</w:t>
+      </w:r>
+      <w:r>
+        <w:t xml:space="preserve"> is recorded as </w:t>
+      </w:r>
+      <w:r>
+        <w:rPr>
+          <w:rFonts w:ascii="Consolas" w:hAnsi="Consolas"/>
+          <w:color w:val="24292E"/>
+          <w:sz w:val="19"/>
+        </w:rPr>
+        <w:t>assertion: false</w:t>
+      </w:r>
+      <w:r>
+        <w:t xml:space="preserve"> rather than silently passing. An episode that fails to execute returns no verdict at all, so a broken harness cannot be read as a wrong model.</w:t>
+      </w:r>
+    </w:p>
+    <w:p>
+      <w:r>
+        <w:rPr>
+          <w:b/>
+        </w:rPr>
+        <w:t>`paired_agreement`</w:t>
+      </w:r>
+      <w:r>
+        <w:t xml:space="preserve"> — share of tasks on which both wordings produced the same verdict. The pairing is exact: </w:t>
+      </w:r>
+      <w:r>
+        <w:rPr>
+          <w:rFonts w:ascii="Consolas" w:hAnsi="Consolas"/>
+          <w:color w:val="24292E"/>
+          <w:sz w:val="19"/>
+        </w:rPr>
+        <w:t>task_id</w:t>
+      </w:r>
+      <w:r>
+        <w:t xml:space="preserve"> is hashed over pack, template, fixture refs, slot bindings and variant index, and </w:t>
+      </w:r>
+      <w:r>
+        <w:rPr>
+          <w:b/>
+        </w:rPr>
+        <w:t>not</w:t>
+      </w:r>
+      <w:r>
+        <w:t xml:space="preserve"> over the surface, so the same task carries the same id under both wordings.</w:t>
+      </w:r>
+    </w:p>
+    <w:p>
+      <w:r>
+        <w:rPr>
+          <w:b/>
+        </w:rPr>
+        <w:t>`mcnemar_p`</w:t>
+      </w:r>
+      <w:r>
+        <w:t xml:space="preserve"> — two-sided </w:t>
+      </w:r>
+      <w:r>
+        <w:rPr>
+          <w:b/>
+        </w:rPr>
+        <w:t>exact</w:t>
+      </w:r>
+      <w:r>
+        <w:t xml:space="preserve"> McNemar on the discordant pairs, H0 = wording has no effect. Exact rather than chi-square because the discordant count here is far below the ~25 the approximation needs. A non-significant p at this n means </w:t>
+      </w:r>
+      <w:r>
+        <w:rPr>
+          <w:i/>
+        </w:rPr>
+        <w:t>not detected</w:t>
+      </w:r>
+      <w:r>
+        <w:t xml:space="preserve">, not </w:t>
+      </w:r>
+      <w:r>
+        <w:rPr>
+          <w:i/>
+        </w:rPr>
+        <w:t>no effect</w:t>
+      </w:r>
+      <w:r>
+        <w:t>.</w:t>
+      </w:r>
+    </w:p>
+    <w:p>
+      <w:r>
+        <w:rPr>
+          <w:b/>
+        </w:rPr>
+        <w:t>Per-cell reporting is mandatory.</w:t>
+      </w:r>
+      <w:r>
+        <w:t xml:space="preserve"> Accuracy is reported per </w:t>
+      </w:r>
+      <w:r>
+        <w:rPr>
+          <w:rFonts w:ascii="Consolas" w:hAnsi="Consolas"/>
+          <w:color w:val="24292E"/>
+          <w:sz w:val="19"/>
+        </w:rPr>
+        <w:t>turn_policy</w:t>
+      </w:r>
+      <w:r>
+        <w:t xml:space="preserve"> and per </w:t>
+      </w:r>
+      <w:r>
+        <w:rPr>
+          <w:rFonts w:ascii="Consolas" w:hAnsi="Consolas"/>
+          <w:color w:val="24292E"/>
+          <w:sz w:val="19"/>
+        </w:rPr>
+        <w:t>category</w:t>
+      </w:r>
+      <w:r>
+        <w:t xml:space="preserve"> with the count printed alongside every rate. Pooled accuracy is dominated by </w:t>
+      </w:r>
+      <w:r>
+        <w:rPr>
+          <w:rFonts w:ascii="Consolas" w:hAnsi="Consolas"/>
+          <w:color w:val="24292E"/>
+          <w:sz w:val="19"/>
+        </w:rPr>
+        <w:t>single_turn</w:t>
+      </w:r>
+      <w:r>
+        <w:t xml:space="preserve"> (18 of 33 tasks) and hides the policies the ladder exists to compare.</w:t>
+      </w:r>
+    </w:p>
+    <w:p>
+      <w:pPr>
         <w:spacing w:before="40"/>
       </w:pPr>
       <w:r>
@@ -2265,7 +2544,7 @@
               <w:rPr>
                 <w:sz w:val="18"/>
               </w:rPr>
-              <w:t>Initial contract. Covers A0 baseline; A1–A4 compare against it.</w:t>
+              <w:t>Initial contract. Covers A0 baseline; A1–A4 compare against it. A5 solve-accuracy metrics added under the same version: they are new metrics, not changes to existing ones, so no arm's numbers move.</w:t>
             </w:r>
           </w:p>
         </w:tc>
@@ -2779,7 +3058,7 @@
               <w:rPr>
                 <w:sz w:val="18"/>
               </w:rPr>
-              <w:t>LLM + mutation feedback (1630 lines)</w:t>
+              <w:t>LLM + mutation feedback (1668 lines)</w:t>
             </w:r>
           </w:p>
         </w:tc>
@@ -2800,7 +3079,7 @@
               <w:rPr>
                 <w:sz w:val="18"/>
               </w:rPr>
-              <w:t>0.021 (2/96)</w:t>
+              <w:t>0.000 (0/96)</w:t>
             </w:r>
           </w:p>
         </w:tc>
@@ -2821,7 +3100,7 @@
               <w:rPr>
                 <w:sz w:val="18"/>
               </w:rPr>
-              <w:t>0.065 (8/123)</w:t>
+              <w:t>0.024 (3/123)</w:t>
             </w:r>
           </w:p>
         </w:tc>
@@ -2977,6 +3256,87 @@
       </w:tr>
     </w:tbl>
     <w:p/>
+    <w:p>
+      <w:pPr>
+        <w:ind w:left="480"/>
+      </w:pPr>
+      <w:r>
+        <w:rPr>
+          <w:i/>
+        </w:rPr>
+        <w:t xml:space="preserve">The </w:t>
+      </w:r>
+      <w:r>
+        <w:rPr>
+          <w:rFonts w:ascii="Consolas" w:hAnsi="Consolas"/>
+          <w:i/>
+          <w:color w:val="24292E"/>
+          <w:sz w:val="19"/>
+        </w:rPr>
+        <w:t>llm_feedback</w:t>
+      </w:r>
+      <w:r>
+        <w:rPr>
+          <w:i/>
+        </w:rPr>
+        <w:t xml:space="preserve"> row supersedes an earlier one that read 0.021 / 0.065 over a 1630-line suite. </w:t>
+      </w:r>
+      <w:r>
+        <w:rPr>
+          <w:rFonts w:ascii="Consolas" w:hAnsi="Consolas"/>
+          <w:i/>
+          <w:color w:val="24292E"/>
+          <w:sz w:val="19"/>
+        </w:rPr>
+        <w:t>surviving_mutations</w:t>
+      </w:r>
+      <w:r>
+        <w:rPr>
+          <w:i/>
+        </w:rPr>
+        <w:t xml:space="preserve"> was feeding </w:t>
+      </w:r>
+      <w:r>
+        <w:rPr>
+          <w:b/>
+          <w:i/>
+        </w:rPr>
+        <w:t>advisory</w:t>
+      </w:r>
+      <w:r>
+        <w:rPr>
+          <w:i/>
+        </w:rPr>
+        <w:t xml:space="preserve"> corruptions back to the author as failures to fix — asking it to reject behaviour an assertion is </w:t>
+      </w:r>
+      <w:r>
+        <w:rPr>
+          <w:i/>
+        </w:rPr>
+        <w:t>right</w:t>
+      </w:r>
+      <w:r>
+        <w:rPr>
+          <w:i/>
+        </w:rPr>
+        <w:t xml:space="preserve"> to accept — so 10 of the 50 survivors it was handed were repeated idempotent reads. </w:t>
+      </w:r>
+      <w:r>
+        <w:rPr>
+          <w:rFonts w:ascii="Consolas" w:hAnsi="Consolas"/>
+          <w:i/>
+          <w:color w:val="24292E"/>
+          <w:sz w:val="19"/>
+        </w:rPr>
+        <w:t>summarize</w:t>
+      </w:r>
+      <w:r>
+        <w:rPr>
+          <w:i/>
+        </w:rPr>
+        <w:t xml:space="preserve"> had always excluded those from every rate; the feedback loop had not. With the leak closed the arm reproduces bit-identically across runs.</w:t>
+      </w:r>
+    </w:p>
     <w:p>
       <w:r>
         <w:t xml:space="preserve">The human suite catches </w:t>
@@ -4053,10 +4413,322 @@
         <w:rPr>
           <w:b/>
         </w:rPr>
-        <w:t>0.065</w:t>
-      </w:r>
-      <w:r>
-        <w:t xml:space="preserve"> — a 9x improvement. But:</w:t>
+        <w:t>0.024</w:t>
+      </w:r>
+      <w:r>
+        <w:t xml:space="preserve"> and call-level to </w:t>
+      </w:r>
+      <w:r>
+        <w:rPr>
+          <w:b/>
+        </w:rPr>
+        <w:t>0.000</w:t>
+      </w:r>
+      <w:r>
+        <w:t>. But it buys that by rejecting more, and the advisory operators price it:</w:t>
+      </w:r>
+    </w:p>
+    <w:tbl>
+      <w:tblPr>
+        <w:tblStyle w:val="TableGrid"/>
+        <w:tblW w:type="auto" w:w="0"/>
+        <w:jc w:val="center"/>
+        <w:tblLook w:firstColumn="1" w:firstRow="1" w:lastColumn="0" w:lastRow="0" w:noHBand="0" w:noVBand="1" w:val="04A0"/>
+      </w:tblPr>
+      <w:tblGrid>
+        <w:gridCol w:w="2880"/>
+        <w:gridCol w:w="2880"/>
+        <w:gridCol w:w="2880"/>
+      </w:tblGrid>
+      <w:tr>
+        <w:tc>
+          <w:tcPr>
+            <w:tcW w:type="dxa" w:w="2880"/>
+          </w:tcPr>
+          <w:p>
+            <w:pPr>
+              <w:jc w:val="left"/>
+            </w:pPr>
+            <w:r>
+              <w:rPr>
+                <w:b/>
+                <w:sz w:val="18"/>
+              </w:rPr>
+            </w:r>
+            <w:r>
+              <w:rPr>
+                <w:b/>
+                <w:sz w:val="18"/>
+              </w:rPr>
+              <w:t>assertions</w:t>
+            </w:r>
+          </w:p>
+        </w:tc>
+        <w:tc>
+          <w:tcPr>
+            <w:tcW w:type="dxa" w:w="2880"/>
+          </w:tcPr>
+          <w:p>
+            <w:pPr>
+              <w:jc w:val="right"/>
+            </w:pPr>
+            <w:r>
+              <w:rPr>
+                <w:b/>
+                <w:sz w:val="18"/>
+              </w:rPr>
+            </w:r>
+            <w:r>
+              <w:rPr>
+                <w:b/>
+                <w:sz w:val="18"/>
+              </w:rPr>
+              <w:t>advisory corruptions rejected</w:t>
+            </w:r>
+          </w:p>
+        </w:tc>
+        <w:tc>
+          <w:tcPr>
+            <w:tcW w:type="dxa" w:w="2880"/>
+          </w:tcPr>
+          <w:p>
+            <w:pPr>
+              <w:jc w:val="left"/>
+            </w:pPr>
+            <w:r>
+              <w:rPr>
+                <w:b/>
+                <w:sz w:val="18"/>
+              </w:rPr>
+            </w:r>
+            <w:r>
+              <w:rPr>
+                <w:b/>
+                <w:sz w:val="18"/>
+              </w:rPr>
+              <w:t>reading</w:t>
+            </w:r>
+          </w:p>
+        </w:tc>
+      </w:tr>
+      <w:tr>
+        <w:tc>
+          <w:tcPr>
+            <w:tcW w:type="dxa" w:w="2880"/>
+          </w:tcPr>
+          <w:p>
+            <w:pPr>
+              <w:jc w:val="left"/>
+            </w:pPr>
+            <w:r>
+              <w:rPr>
+                <w:sz w:val="18"/>
+              </w:rPr>
+            </w:r>
+            <w:r>
+              <w:rPr>
+                <w:sz w:val="18"/>
+              </w:rPr>
+              <w:t>human</w:t>
+            </w:r>
+          </w:p>
+        </w:tc>
+        <w:tc>
+          <w:tcPr>
+            <w:tcW w:type="dxa" w:w="2880"/>
+          </w:tcPr>
+          <w:p>
+            <w:pPr>
+              <w:jc w:val="right"/>
+            </w:pPr>
+            <w:r>
+              <w:rPr>
+                <w:sz w:val="18"/>
+              </w:rPr>
+            </w:r>
+            <w:r>
+              <w:rPr>
+                <w:sz w:val="18"/>
+              </w:rPr>
+              <w:t>0/26 (0.000)</w:t>
+            </w:r>
+          </w:p>
+        </w:tc>
+        <w:tc>
+          <w:tcPr>
+            <w:tcW w:type="dxa" w:w="2880"/>
+          </w:tcPr>
+          <w:p>
+            <w:pPr>
+              <w:jc w:val="left"/>
+            </w:pPr>
+            <w:r>
+              <w:rPr>
+                <w:sz w:val="18"/>
+              </w:rPr>
+            </w:r>
+            <w:r>
+              <w:rPr>
+                <w:sz w:val="18"/>
+              </w:rPr>
+              <w:t>never rejects a harmless repeat</w:t>
+            </w:r>
+          </w:p>
+        </w:tc>
+      </w:tr>
+      <w:tr>
+        <w:tc>
+          <w:tcPr>
+            <w:tcW w:type="dxa" w:w="2880"/>
+          </w:tcPr>
+          <w:p>
+            <w:pPr>
+              <w:jc w:val="left"/>
+            </w:pPr>
+            <w:r>
+              <w:rPr>
+                <w:sz w:val="18"/>
+              </w:rPr>
+            </w:r>
+            <w:r>
+              <w:rPr>
+                <w:sz w:val="18"/>
+              </w:rPr>
+              <w:t>LLM, blind</w:t>
+            </w:r>
+          </w:p>
+        </w:tc>
+        <w:tc>
+          <w:tcPr>
+            <w:tcW w:type="dxa" w:w="2880"/>
+          </w:tcPr>
+          <w:p>
+            <w:pPr>
+              <w:jc w:val="right"/>
+            </w:pPr>
+            <w:r>
+              <w:rPr>
+                <w:sz w:val="18"/>
+              </w:rPr>
+            </w:r>
+            <w:r>
+              <w:rPr>
+                <w:sz w:val="18"/>
+              </w:rPr>
+              <w:t>8/26 (0.308)</w:t>
+            </w:r>
+          </w:p>
+        </w:tc>
+        <w:tc>
+          <w:tcPr>
+            <w:tcW w:type="dxa" w:w="2880"/>
+          </w:tcPr>
+          <w:p>
+            <w:pPr>
+              <w:jc w:val="left"/>
+            </w:pPr>
+            <w:r>
+              <w:rPr>
+                <w:sz w:val="18"/>
+              </w:rPr>
+            </w:r>
+            <w:r>
+              <w:rPr>
+                <w:sz w:val="18"/>
+              </w:rPr>
+              <w:t>rejects some correct behaviour</w:t>
+            </w:r>
+          </w:p>
+        </w:tc>
+      </w:tr>
+      <w:tr>
+        <w:tc>
+          <w:tcPr>
+            <w:tcW w:type="dxa" w:w="2880"/>
+          </w:tcPr>
+          <w:p>
+            <w:pPr>
+              <w:jc w:val="left"/>
+            </w:pPr>
+            <w:r>
+              <w:rPr>
+                <w:sz w:val="18"/>
+              </w:rPr>
+            </w:r>
+            <w:r>
+              <w:rPr>
+                <w:sz w:val="18"/>
+              </w:rPr>
+              <w:t>LLM + feedback</w:t>
+            </w:r>
+          </w:p>
+        </w:tc>
+        <w:tc>
+          <w:tcPr>
+            <w:tcW w:type="dxa" w:w="2880"/>
+          </w:tcPr>
+          <w:p>
+            <w:pPr>
+              <w:jc w:val="right"/>
+            </w:pPr>
+            <w:r>
+              <w:rPr>
+                <w:sz w:val="18"/>
+              </w:rPr>
+            </w:r>
+            <w:r>
+              <w:rPr>
+                <w:b/>
+                <w:sz w:val="18"/>
+              </w:rPr>
+              <w:t>18/26 (0.692)</w:t>
+            </w:r>
+          </w:p>
+        </w:tc>
+        <w:tc>
+          <w:tcPr>
+            <w:tcW w:type="dxa" w:w="2880"/>
+          </w:tcPr>
+          <w:p>
+            <w:pPr>
+              <w:jc w:val="left"/>
+            </w:pPr>
+            <w:r>
+              <w:rPr>
+                <w:sz w:val="18"/>
+              </w:rPr>
+            </w:r>
+            <w:r>
+              <w:rPr>
+                <w:sz w:val="18"/>
+              </w:rPr>
+              <w:t>rejects most correct behaviour</w:t>
+            </w:r>
+          </w:p>
+        </w:tc>
+      </w:tr>
+    </w:tbl>
+    <w:p/>
+    <w:p>
+      <w:r>
+        <w:rPr>
+          <w:rFonts w:ascii="Consolas" w:hAnsi="Consolas"/>
+          <w:color w:val="24292E"/>
+          <w:sz w:val="19"/>
+        </w:rPr>
+        <w:t>duplicate_call_readonly</w:t>
+      </w:r>
+      <w:r>
+        <w:t xml:space="preserve"> repeats an idempotent read: wasteful, not wrong. An assertion that fails it is refusing a valid episode. So the feedback arm's near-zero false acceptance is </w:t>
+      </w:r>
+      <w:r>
+        <w:rPr>
+          <w:b/>
+        </w:rPr>
+        <w:t>not</w:t>
+      </w:r>
+      <w:r>
+        <w:t xml:space="preserve"> free — it is the same dial turned past the point where it starts costing valid tasks. Alongside that:</w:t>
       </w:r>
     </w:p>
     <w:p>
@@ -4107,7 +4779,7 @@
         <w:rPr>
           <w:b/>
         </w:rPr>
-        <w:t>1426–1630 lines</w:t>
+        <w:t>1426–1668 lines</w:t>
       </w:r>
       <w:r>
         <w:t xml:space="preserve"> against the human suite's </w:t>
@@ -4785,10 +5457,32 @@
           <w:color w:val="24292E"/>
           <w:sz w:val="19"/>
         </w:rPr>
+        <w:t>results/A4/report.md</w:t>
+      </w:r>
+      <w:r>
+        <w:t xml:space="preserve"> (headline tables), </w:t>
+      </w:r>
+      <w:r>
+        <w:rPr>
+          <w:rFonts w:ascii="Consolas" w:hAnsi="Consolas"/>
+          <w:color w:val="24292E"/>
+          <w:sz w:val="19"/>
+        </w:rPr>
         <w:t>results/A4/metrics.json</w:t>
       </w:r>
       <w:r>
-        <w:t xml:space="preserve"> (per-operator and per-assertion tables), </w:t>
+        <w:t xml:space="preserve"> (per-operator and per-assertion tables, stamped </w:t>
+      </w:r>
+      <w:r>
+        <w:rPr>
+          <w:rFonts w:ascii="Consolas" w:hAnsi="Consolas"/>
+          <w:color w:val="24292E"/>
+          <w:sz w:val="19"/>
+        </w:rPr>
+        <w:t>metrics_version: 1.0</w:t>
+      </w:r>
+      <w:r>
+        <w:t xml:space="preserve">), </w:t>
       </w:r>
       <w:r>
         <w:rPr>
@@ -5231,7 +5925,7 @@
               <w:rPr>
                 <w:sz w:val="18"/>
               </w:rPr>
-              <w:t>0.021 (2/96)</w:t>
+              <w:t>0.000 (0/96)</w:t>
             </w:r>
           </w:p>
         </w:tc>
@@ -5252,7 +5946,7 @@
               <w:rPr>
                 <w:sz w:val="18"/>
               </w:rPr>
-              <w:t>0.065 (8/123)</w:t>
+              <w:t>0.024 (3/123)</w:t>
             </w:r>
           </w:p>
         </w:tc>
@@ -5628,7 +6322,7 @@
               <w:rPr>
                 <w:sz w:val="18"/>
               </w:rPr>
-              <w:t>0.033 (30)</w:t>
+              <w:t>0.000 (30)</w:t>
             </w:r>
           </w:p>
         </w:tc>
@@ -5842,7 +6536,7 @@
               <w:rPr>
                 <w:sz w:val="18"/>
               </w:rPr>
-              <w:t>0.038 (26)</w:t>
+              <w:t>0.308 (26)</w:t>
             </w:r>
           </w:p>
         </w:tc>
@@ -5949,7 +6643,7 @@
               <w:rPr>
                 <w:sz w:val="18"/>
               </w:rPr>
-              <w:t>0.032 (31)</w:t>
+              <w:t>0.000 (31)</w:t>
             </w:r>
           </w:p>
         </w:tc>
@@ -6056,7 +6750,7 @@
               <w:rPr>
                 <w:sz w:val="18"/>
               </w:rPr>
-              <w:t>0.077 (26)</w:t>
+              <w:t>0.038 (26)</w:t>
             </w:r>
           </w:p>
         </w:tc>
@@ -6163,7 +6857,7 @@
               <w:rPr>
                 <w:sz w:val="18"/>
               </w:rPr>
-              <w:t>0.077 (26)</w:t>
+              <w:t>0.038 (26)</w:t>
             </w:r>
           </w:p>
         </w:tc>
@@ -6484,7 +7178,7 @@
               <w:rPr>
                 <w:sz w:val="18"/>
               </w:rPr>
-              <w:t>0.033 (30)</w:t>
+              <w:t>0.000 (30)</w:t>
             </w:r>
           </w:p>
         </w:tc>
@@ -6591,7 +7285,7 @@
               <w:rPr>
                 <w:sz w:val="18"/>
               </w:rPr>
-              <w:t>0.073 (41)</w:t>
+              <w:t>0.024 (41)</w:t>
             </w:r>
           </w:p>
         </w:tc>
@@ -9685,7 +10379,7 @@
     <w:p/>
     <w:p>
       <w:r>
-        <w:t>Assertion suite sizes (lines): human 182; blind 1426; feedback 1630</w:t>
+        <w:t>Assertion suite sizes (lines): human 182; blind 1426; feedback 1668</w:t>
       </w:r>
     </w:p>
     <w:p>
@@ -9861,7 +10555,7 @@
               <w:rPr>
                 <w:sz w:val="18"/>
               </w:rPr>
-              <w:t>134,268 B</w:t>
+              <w:t>134,306 B</w:t>
             </w:r>
           </w:p>
         </w:tc>
@@ -9882,7 +10576,7 @@
               <w:rPr>
                 <w:sz w:val="18"/>
               </w:rPr>
-              <w:t>sha256:c908c5ea2e0610f6</w:t>
+              <w:t>sha256:54e8b6cc81d2421c</w:t>
             </w:r>
           </w:p>
         </w:tc>
@@ -9905,7 +10599,7 @@
               <w:rPr>
                 <w:sz w:val="18"/>
               </w:rPr>
-              <w:t>bfcl_ablation/results/A4/trials.json</w:t>
+              <w:t>bfcl_ablation/results/A4/report.md</w:t>
             </w:r>
           </w:p>
         </w:tc>
@@ -9926,7 +10620,7 @@
               <w:rPr>
                 <w:sz w:val="18"/>
               </w:rPr>
-              <w:t>439,728 B</w:t>
+              <w:t>4,149 B</w:t>
             </w:r>
           </w:p>
         </w:tc>
@@ -9947,7 +10641,7 @@
               <w:rPr>
                 <w:sz w:val="18"/>
               </w:rPr>
-              <w:t>sha256:f44a2bac0b98f830</w:t>
+              <w:t>sha256:d878944509f58cdd</w:t>
             </w:r>
           </w:p>
         </w:tc>
@@ -9970,6 +10664,71 @@
               <w:rPr>
                 <w:sz w:val="18"/>
               </w:rPr>
+              <w:t>bfcl_ablation/results/A4/trials.json</w:t>
+            </w:r>
+          </w:p>
+        </w:tc>
+        <w:tc>
+          <w:tcPr>
+            <w:tcW w:type="dxa" w:w="2880"/>
+          </w:tcPr>
+          <w:p>
+            <w:pPr>
+              <w:jc w:val="right"/>
+            </w:pPr>
+            <w:r>
+              <w:rPr>
+                <w:sz w:val="18"/>
+              </w:rPr>
+            </w:r>
+            <w:r>
+              <w:rPr>
+                <w:sz w:val="18"/>
+              </w:rPr>
+              <w:t>440,170 B</w:t>
+            </w:r>
+          </w:p>
+        </w:tc>
+        <w:tc>
+          <w:tcPr>
+            <w:tcW w:type="dxa" w:w="2880"/>
+          </w:tcPr>
+          <w:p>
+            <w:pPr>
+              <w:jc w:val="right"/>
+            </w:pPr>
+            <w:r>
+              <w:rPr>
+                <w:sz w:val="18"/>
+              </w:rPr>
+            </w:r>
+            <w:r>
+              <w:rPr>
+                <w:sz w:val="18"/>
+              </w:rPr>
+              <w:t>sha256:5c15c10e9f47ad38</w:t>
+            </w:r>
+          </w:p>
+        </w:tc>
+      </w:tr>
+      <w:tr>
+        <w:tc>
+          <w:tcPr>
+            <w:tcW w:type="dxa" w:w="2880"/>
+          </w:tcPr>
+          <w:p>
+            <w:pPr>
+              <w:jc w:val="left"/>
+            </w:pPr>
+            <w:r>
+              <w:rPr>
+                <w:sz w:val="18"/>
+              </w:rPr>
+            </w:r>
+            <w:r>
+              <w:rPr>
+                <w:sz w:val="18"/>
+              </w:rPr>
               <w:t>bfcl_ablation/results/METRICS.md</w:t>
             </w:r>
           </w:p>
@@ -9991,7 +10750,7 @@
               <w:rPr>
                 <w:sz w:val="18"/>
               </w:rPr>
-              <w:t>8,071 B</w:t>
+              <w:t>10,346 B</w:t>
             </w:r>
           </w:p>
         </w:tc>
@@ -10012,7 +10771,7 @@
               <w:rPr>
                 <w:sz w:val="18"/>
               </w:rPr>
-              <w:t>sha256:6472ec09d3c6bdd0</w:t>
+              <w:t>sha256:23eee3544c44497c</w:t>
             </w:r>
           </w:p>
         </w:tc>

--- a/bfcl_ablation/reports/BFCL_Ablation_A4.docx
+++ b/bfcl_ablation/reports/BFCL_Ablation_A4.docx
@@ -365,6 +365,17 @@
     </w:p>
     <w:p>
       <w:r>
+        <w:rPr>
+          <w:b/>
+        </w:rPr>
+        <w:t>This is recorded, not enforced.</w:t>
+      </w:r>
+      <w:r>
+        <w:t xml:space="preserve"> Every arm now stamps the field — A0, A1 and A3 through the shared measurement schema, and A2, A4, A5 and A6 explicitly, since those emit bespoke schemas. No code reads the stamps back or compares them, so a comparison across two different contracts would still run and still look fine. Closing that is a next step, not a solved problem.</w:t>
+      </w:r>
+    </w:p>
+    <w:p>
+      <w:r>
         <w:t xml:space="preserve">Bump the version on any behavioural edit to </w:t>
       </w:r>
       <w:r>
@@ -2152,6 +2163,160 @@
         <w:pStyle w:val="Heading2"/>
       </w:pPr>
       <w:r>
+        <w:t>Backend falsifiability (A6)</w:t>
+      </w:r>
+    </w:p>
+    <w:p>
+      <w:r>
+        <w:rPr>
+          <w:b/>
+        </w:rPr>
+        <w:t>`blind_rate`</w:t>
+      </w:r>
+      <w:r>
+        <w:t xml:space="preserve"> — of the mutants of </w:t>
+      </w:r>
+      <w:r>
+        <w:rPr>
+          <w:rFonts w:ascii="Consolas" w:hAnsi="Consolas"/>
+          <w:color w:val="24292E"/>
+          <w:sz w:val="19"/>
+        </w:rPr>
+        <w:t>backend.py</w:t>
+      </w:r>
+      <w:r>
+        <w:t xml:space="preserve"> whose effect is </w:t>
+      </w:r>
+      <w:r>
+        <w:rPr>
+          <w:i/>
+        </w:rPr>
+        <w:t>observable</w:t>
+      </w:r>
+      <w:r>
+        <w:t xml:space="preserve"> on an input the pack supplies, the share that every check the pack ships accepted. This is the arm's headline.</w:t>
+      </w:r>
+    </w:p>
+    <w:p>
+      <w:r>
+        <w:rPr>
+          <w:b/>
+        </w:rPr>
+        <w:t>Observable</w:t>
+      </w:r>
+      <w:r>
+        <w:t xml:space="preserve"> is decided by a differential replay against the unmutated backend: if a mutant changes any per-call result or the final state on A0's replayed traces, it is observable. That comparison is a </w:t>
+      </w:r>
+      <w:r>
+        <w:rPr>
+          <w:b/>
+        </w:rPr>
+        <w:t>reference this arm adds, not a check the pack ships</w:t>
+      </w:r>
+      <w:r>
+        <w:t xml:space="preserve"> — nothing in the pack states what a tool should return — so a mutant caught only by it counts toward </w:t>
+      </w:r>
+      <w:r>
+        <w:rPr>
+          <w:rFonts w:ascii="Consolas" w:hAnsi="Consolas"/>
+          <w:color w:val="24292E"/>
+          <w:sz w:val="19"/>
+        </w:rPr>
+        <w:t>blind_rate</w:t>
+      </w:r>
+      <w:r>
+        <w:t>.</w:t>
+      </w:r>
+    </w:p>
+    <w:p>
+      <w:r>
+        <w:rPr>
+          <w:b/>
+        </w:rPr>
+        <w:t>Do not report the raw survival count as the headline.</w:t>
+      </w:r>
+      <w:r>
+        <w:t xml:space="preserve"> A mutant that survives every layer is usually one no task and no validation case executes, which measures </w:t>
+      </w:r>
+      <w:r>
+        <w:rPr>
+          <w:i/>
+        </w:rPr>
+        <w:t>coverage</w:t>
+      </w:r>
+      <w:r>
+        <w:t xml:space="preserve">, not </w:t>
+      </w:r>
+      <w:r>
+        <w:rPr>
+          <w:i/>
+        </w:rPr>
+        <w:t>checking</w:t>
+      </w:r>
+      <w:r>
+        <w:t xml:space="preserve">. Survivors must be triaged into </w:t>
+      </w:r>
+      <w:r>
+        <w:rPr>
+          <w:rFonts w:ascii="Consolas" w:hAnsi="Consolas"/>
+          <w:color w:val="24292E"/>
+          <w:sz w:val="19"/>
+        </w:rPr>
+        <w:t>equivalent</w:t>
+      </w:r>
+      <w:r>
+        <w:t xml:space="preserve"> (no input could observe the edit), </w:t>
+      </w:r>
+      <w:r>
+        <w:rPr>
+          <w:rFonts w:ascii="Consolas" w:hAnsi="Consolas"/>
+          <w:color w:val="24292E"/>
+          <w:sz w:val="19"/>
+        </w:rPr>
+        <w:t>unreachable</w:t>
+      </w:r>
+      <w:r>
+        <w:t xml:space="preserve"> (observable in principle, but not on any input the pack supplies) and </w:t>
+      </w:r>
+      <w:r>
+        <w:rPr>
+          <w:rFonts w:ascii="Consolas" w:hAnsi="Consolas"/>
+          <w:color w:val="24292E"/>
+          <w:sz w:val="19"/>
+        </w:rPr>
+        <w:t>real_gap</w:t>
+      </w:r>
+      <w:r>
+        <w:t xml:space="preserve"> (observable on a supplied input, and every shipped check passed) before any rate is quoted. The triage is recorded in </w:t>
+      </w:r>
+      <w:r>
+        <w:rPr>
+          <w:rFonts w:ascii="Consolas" w:hAnsi="Consolas"/>
+          <w:color w:val="24292E"/>
+          <w:sz w:val="19"/>
+        </w:rPr>
+        <w:t>results/A6/triage.json</w:t>
+      </w:r>
+      <w:r>
+        <w:t>.</w:t>
+      </w:r>
+    </w:p>
+    <w:p>
+      <w:r>
+        <w:rPr>
+          <w:b/>
+        </w:rPr>
+        <w:t>`first_killing_layer`</w:t>
+      </w:r>
+      <w:r>
+        <w:t xml:space="preserve"> — the cheapest layer that rejected the mutant, over the fixed ladder import → validation cases → traces → assertions → oracle validation → full pipeline. Reported as a histogram, and always alongside which layers ship with the pack and which do not.</w:t>
+      </w:r>
+    </w:p>
+    <w:p>
+      <w:pPr>
+        <w:pStyle w:val="Heading2"/>
+      </w:pPr>
+      <w:r>
         <w:t>Solve accuracy across wordings (A5)</w:t>
       </w:r>
     </w:p>
@@ -2544,7 +2709,7 @@
               <w:rPr>
                 <w:sz w:val="18"/>
               </w:rPr>
-              <w:t>Initial contract. Covers A0 baseline; A1–A4 compare against it. A5 solve-accuracy metrics added under the same version: they are new metrics, not changes to existing ones, so no arm's numbers move.</w:t>
+              <w:t>Initial contract. Covers A0 baseline; A1–A4 compare against it. A5 solve-accuracy and A6 backend-falsifiability metrics added under the same version: they are new metrics, not changes to existing ones, so no arm's numbers move.</w:t>
             </w:r>
           </w:p>
         </w:tc>
@@ -10750,7 +10915,7 @@
               <w:rPr>
                 <w:sz w:val="18"/>
               </w:rPr>
-              <w:t>10,346 B</w:t>
+              <w:t>12,158 B</w:t>
             </w:r>
           </w:p>
         </w:tc>
@@ -10771,7 +10936,7 @@
               <w:rPr>
                 <w:sz w:val="18"/>
               </w:rPr>
-              <w:t>sha256:23eee3544c44497c</w:t>
+              <w:t>sha256:5e9ae9b70bdd3c08</w:t>
             </w:r>
           </w:p>
         </w:tc>
